--- a/templates/poytakirjapohja.docx
+++ b/templates/poytakirjapohja.docx
@@ -51,6 +51,43 @@
       </w:r>
     </w:p>
     <w:p>
+      <w:r/>
+      <w:r>
+        <w:tab/>
+      </w:r>
+      <w:r>
+        <w:tab/>
+      </w:r>
+      <w:r>
+        <w:t>[Etunimi Sukunimi]</w:t>
+      </w:r>
+      <w:r>
+        <w:tab/>
+      </w:r>
+      <w:r>
+        <w:t>jäsen</w:t>
+      </w:r>
+    </w:p>
+    <w:p>
+      <w:r/>
+      <w:r>
+        <w:tab/>
+      </w:r>
+      <w:r>
+        <w:tab/>
+      </w:r>
+      <w:r>
+        <w:t>[Etunimi Sukunimi]</w:t>
+      </w:r>
+      <w:r>
+        <w:tab/>
+      </w:r>
+      <w:r>
+        <w:t>jäsen</w:t>
+      </w:r>
+    </w:p>
+    <w:p>
+      <w:r/>
       <w:r>
         <w:tab/>
       </w:r>
@@ -69,22 +106,8 @@
     </w:p>
     <w:p>
       <w:r>
-        <w:tab/>
+        <w:t>Poissa</w:t>
       </w:r>
-      <w:r>
-        <w:tab/>
-      </w:r>
-      <w:r>
-        <w:t>[Etunimi Sukunimi]</w:t>
-      </w:r>
-      <w:r>
-        <w:tab/>
-      </w:r>
-      <w:r>
-        <w:t>jäsen</w:t>
-      </w:r>
-    </w:p>
-    <w:p>
       <w:r>
         <w:tab/>
       </w:r>
@@ -92,13 +115,7 @@
         <w:tab/>
       </w:r>
       <w:r>
-        <w:t>[Etunimi Sukunimi]</w:t>
-      </w:r>
-      <w:r>
-        <w:tab/>
-      </w:r>
-      <w:r>
-        <w:t>jäsen</w:t>
+        <w:t>[Poissa]</w:t>
       </w:r>
     </w:p>
     <w:p>
@@ -122,7 +139,7 @@
         <w:pStyle w:val="ListNumber"/>
       </w:pPr>
       <w:r>
-        <w:t>Todettiin, että kokous oli kutsuttu koolle yhtiöjärjestyksen mukaisesti ja että paikalla oli [#] jäsentä. Kokous todettiin lailliseksi ja päätösvaltaiseksi.</w:t>
+        <w:t>Todettiin, että kokous oli kutsuttu koolle yhtiöjärjestyksen mukaisesti ja että paikalla oli [LÄSNÄ] hallituksen [JÄSENIÄ] jäsenestä. Kokous todettiin lailliseksi ja päätösvaltaiseksi.</w:t>
       </w:r>
     </w:p>
     <w:p>
@@ -177,7 +194,45 @@
         <w:tab/>
       </w:r>
       <w:r>
-        <w:t>Tämä pöytäkirja on allekirjoitettu sähköisesti ja sisältää erillisen allekirjoitussivun, jossa allekirjoituksen varmenne on näkyvissä.</w:t>
+        <w:t>Tämä asiakirja on allekirjoitettu sähköisesti ja sisältää erillisen allekirjoitussivun, jossa allekirjoituksen varmenne on näkyvissä.</w:t>
+      </w:r>
+    </w:p>
+    <w:p>
+      <w:r>
+        <w:t>Allekirjoitukset</w:t>
+      </w:r>
+      <w:r>
+        <w:tab/>
+      </w:r>
+      <w:r>
+        <w:tab/>
+      </w:r>
+      <w:r>
+        <w:t>[Allekirjoittaja]</w:t>
+      </w:r>
+      <w:r>
+        <w:tab/>
+      </w:r>
+      <w:r>
+        <w:t>[rooli]</w:t>
+      </w:r>
+    </w:p>
+    <w:p>
+      <w:r/>
+      <w:r>
+        <w:tab/>
+      </w:r>
+      <w:r>
+        <w:tab/>
+      </w:r>
+      <w:r>
+        <w:t>[Allekirjoittaja]</w:t>
+      </w:r>
+      <w:r>
+        <w:tab/>
+      </w:r>
+      <w:r>
+        <w:t>[rooli]</w:t>
       </w:r>
     </w:p>
     <w:sectPr>
